--- a/courts/ninth-circuit/california/state/court-of-appeal-first-district/petition-for-writ/usage/OUTPUT-petition-for-writ.docx
+++ b/courts/ninth-circuit/california/state/court-of-appeal-first-district/petition-for-writ/usage/OUTPUT-petition-for-writ.docx
@@ -1010,9 +1010,7 @@
               <w:t xml:space="preserve"> </w:t>
             </w:r>
             <w:r>
-              <w:t xml:space="preserve">621</w:t>
-              <w:noBreakHyphen/>
-              <w:t xml:space="preserve">2493</w:t>
+              <w:t xml:space="preserve">621-⁠2493</w:t>
             </w:r>
           </w:p>
         </w:tc>
@@ -5823,13 +5821,7 @@
         <w:pStyle w:val="BodyTextNote"/>
       </w:pPr>
       <w:r>
-        <w:t xml:space="preserve">7. On October 9, 2024, the superior court issued a written order that, in substantial part, endorsed Defendant’s withholding of requested records. (PA Vol. I at pp. 3</w:t>
-      </w:r>
-      <w:r>
-        <w:noBreakHyphen/>
-      </w:r>
-      <w:r>
-        <w:t xml:space="preserve">4.)</w:t>
+        <w:t xml:space="preserve">7. On October 9, 2024, the superior court issued a written order that, in substantial part, endorsed Defendant’s withholding of requested records. (PA Vol. I at pp. 3-⁠4.)</w:t>
       </w:r>
       <w:r>
         <w:rPr>
@@ -6236,13 +6228,7 @@
         <w:pStyle w:val="BodyText"/>
       </w:pPr>
       <w:r>
-        <w:t xml:space="preserve">19. Vallejo is a small city with a staggering history of police use of force and lethal shootings. From April 2001 to June 2020, Vallejo police officers shot 56 civilians, killing 30. (PA Vol. 1 at pp. 72</w:t>
-      </w:r>
-      <w:r>
-        <w:noBreakHyphen/>
-      </w:r>
-      <w:r>
-        <w:t xml:space="preserve">78.) Nineteen of those deaths occurred in the decade between 2010 and 2020, a rate of police killings that was found to exceed all but one of the 100 biggest cities nationwide. (Shane</w:t>
+        <w:t xml:space="preserve">19. Vallejo is a small city with a staggering history of police use of force and lethal shootings. From April 2001 to June 2020, Vallejo police officers shot 56 civilians, killing 30. (PA Vol. 1 at pp. 72-⁠78.) Nineteen of those deaths occurred in the decade between 2010 and 2020, a rate of police killings that was found to exceed all but one of the 100 biggest cities nationwide. (Shane</w:t>
       </w:r>
       <w:r>
         <w:t xml:space="preserve"> </w:t>
@@ -6313,13 +6299,7 @@
         <w:t xml:space="preserve"> </w:t>
       </w:r>
       <w:r>
-        <w:t xml:space="preserve">at pp. 65</w:t>
-      </w:r>
-      <w:r>
-        <w:noBreakHyphen/>
-      </w:r>
-      <w:r>
-        <w:t xml:space="preserve">66.)</w:t>
+        <w:t xml:space="preserve">at pp. 65-⁠66.)</w:t>
       </w:r>
     </w:p>
     <w:p>
@@ -6353,13 +6333,7 @@
         <w:pStyle w:val="BodyText"/>
       </w:pPr>
       <w:r>
-        <w:t xml:space="preserve">23. Against this backdrop, allegations that some officers were celebrating their role in lethal shootings prompted serious questions about the reasonableness of prior uses of force. Local news organization Open Vallejo broke the badge-bending story in an article published on July 28, 2020. (PA Vol. 1 at pp. 80</w:t>
-      </w:r>
-      <w:r>
-        <w:noBreakHyphen/>
-      </w:r>
-      <w:r>
-        <w:t xml:space="preserve">90.) The article reported that a “secretive clique” within the Department “commemorate[d] fatal shootings with beers, backyard barbeques, and by bending the points of their badges each time they kill in the line of duty.” (</w:t>
+        <w:t xml:space="preserve">23. Against this backdrop, allegations that some officers were celebrating their role in lethal shootings prompted serious questions about the reasonableness of prior uses of force. Local news organization Open Vallejo broke the badge-bending story in an article published on July 28, 2020. (PA Vol. 1 at pp. 80-⁠90.) The article reported that a “secretive clique” within the Department “commemorate[d] fatal shootings with beers, backyard barbeques, and by bending the points of their badges each time they kill in the line of duty.” (</w:t>
       </w:r>
       <w:r>
         <w:rPr>
@@ -6408,13 +6382,7 @@
         <w:t xml:space="preserve"> </w:t>
       </w:r>
       <w:r>
-        <w:t xml:space="preserve">at pp. 89</w:t>
-      </w:r>
-      <w:r>
-        <w:noBreakHyphen/>
-      </w:r>
-      <w:r>
-        <w:t xml:space="preserve">90.)</w:t>
+        <w:t xml:space="preserve">at pp. 89-⁠90.)</w:t>
       </w:r>
     </w:p>
     <w:p>
@@ -6442,31 +6410,13 @@
         <w:pStyle w:val="BodyText"/>
       </w:pPr>
       <w:r>
-        <w:t xml:space="preserve">32. On January 18, 2022, ACLU submitted a CPRA request to the Vallejo Police Department, seeking, in relevant part: “[a]ll records related to an internal investigation by Robert Giordano, regarding allegations of Vallejo police officers bending their police badges in response to their involvement in officer-involved shootings” and “[a]ll communications by Department employees regarding allegations of badge bending, from January 1, 2010, to the present.” (PA Vol. 2 at pp. 334</w:t>
-      </w:r>
-      <w:r>
-        <w:noBreakHyphen/>
-      </w:r>
-      <w:r>
-        <w:t xml:space="preserve">36.) The Department refused to produce virtually all records responsive to these requests, asserting they were exempt pursuant to Penal</w:t>
-      </w:r>
-      <w:r>
-        <w:t xml:space="preserve"> </w:t>
-      </w:r>
-      <w:r>
-        <w:t xml:space="preserve">Code section 832.7(a), and subsequently claiming that some communications were withheld pursuant to the “deliberative process” or attorney-client privileges. (PA Vol. 2 at pp. 338</w:t>
-      </w:r>
-      <w:r>
-        <w:noBreakHyphen/>
-      </w:r>
-      <w:r>
-        <w:t xml:space="preserve">41, 347</w:t>
-      </w:r>
-      <w:r>
-        <w:noBreakHyphen/>
-      </w:r>
-      <w:r>
-        <w:t xml:space="preserve">48, 370.)</w:t>
+        <w:t xml:space="preserve">32. On January 18, 2022, ACLU submitted a CPRA request to the Vallejo Police Department, seeking, in relevant part: “[a]ll records related to an internal investigation by Robert Giordano, regarding allegations of Vallejo police officers bending their police badges in response to their involvement in officer-involved shootings” and “[a]ll communications by Department employees regarding allegations of badge bending, from January 1, 2010, to the present.” (PA Vol. 2 at pp. 334-⁠36.) The Department refused to produce virtually all records responsive to these requests, asserting they were exempt pursuant to Penal</w:t>
+      </w:r>
+      <w:r>
+        <w:t xml:space="preserve"> </w:t>
+      </w:r>
+      <w:r>
+        <w:t xml:space="preserve">Code section 832.7(a), and subsequently claiming that some communications were withheld pursuant to the “deliberative process” or attorney-client privileges. (PA Vol. 2 at pp. 338-⁠41, 347-⁠48, 370.)</w:t>
       </w:r>
     </w:p>
     <w:p>
@@ -6474,13 +6424,7 @@
         <w:pStyle w:val="BodyText"/>
       </w:pPr>
       <w:r>
-        <w:t xml:space="preserve">33. The ACLU filed a Verified Complaint and Petition for Writ of Mandate on November 22, 2022 in the Solano County Superior Court, seeking to compel disclosure of records responsive to its CPRA request. (PA Vol. 1 at pp. 9</w:t>
-      </w:r>
-      <w:r>
-        <w:noBreakHyphen/>
-      </w:r>
-      <w:r>
-        <w:t xml:space="preserve">35.)</w:t>
+        <w:t xml:space="preserve">33. The ACLU filed a Verified Complaint and Petition for Writ of Mandate on November 22, 2022 in the Solano County Superior Court, seeking to compel disclosure of records responsive to its CPRA request. (PA Vol. 1 at pp. 9-⁠35.)</w:t>
       </w:r>
     </w:p>
     <w:p>
@@ -6488,55 +6432,13 @@
         <w:pStyle w:val="BodyText"/>
       </w:pPr>
       <w:r>
-        <w:t xml:space="preserve">34. The ACLU subsequently conducted written discovery to obtain records and information to support its arguments for disclosure. (See PA Vol. 1 at pp. 96</w:t>
-      </w:r>
-      <w:r>
-        <w:noBreakHyphen/>
-      </w:r>
-      <w:r>
-        <w:t xml:space="preserve">101, 108</w:t>
-      </w:r>
-      <w:r>
-        <w:noBreakHyphen/>
-      </w:r>
-      <w:r>
-        <w:t xml:space="preserve">12; PA Vol. 2 at pp. 328</w:t>
-      </w:r>
-      <w:r>
-        <w:noBreakHyphen/>
-      </w:r>
-      <w:r>
-        <w:t xml:space="preserve">29, 394</w:t>
-      </w:r>
-      <w:r>
-        <w:noBreakHyphen/>
-      </w:r>
-      <w:r>
-        <w:t xml:space="preserve">96, 418</w:t>
-      </w:r>
-      <w:r>
-        <w:noBreakHyphen/>
-      </w:r>
-      <w:r>
-        <w:t xml:space="preserve">20, 425</w:t>
-      </w:r>
-      <w:r>
-        <w:noBreakHyphen/>
-      </w:r>
-      <w:r>
-        <w:t xml:space="preserve">34.) During the course of discovery, the City refused to respond to a number of discovery requests, asserting the information was confidential pursuant to Penal</w:t>
-      </w:r>
-      <w:r>
-        <w:t xml:space="preserve"> </w:t>
-      </w:r>
-      <w:r>
-        <w:t xml:space="preserve">Code section 832.7(a), but produced a privilege log identifying all documents withheld in response to the underlying CPRA request. (PA Vol. 2 at pp. 401</w:t>
-      </w:r>
-      <w:r>
-        <w:noBreakHyphen/>
-      </w:r>
-      <w:r>
-        <w:t xml:space="preserve">16.) Withheld documents included Robert Giordano’s investigative report with attachments, his supplemental report, witness and subject notices, interviews, resolution documents, communications between the investigators and members of the police department and/​or members of the City Attorney’s office, communications relating to the selection of investigators and contract preparation, and communications relating to public relations responses. (</w:t>
+        <w:t xml:space="preserve">34. The ACLU subsequently conducted written discovery to obtain records and information to support its arguments for disclosure. (See PA Vol. 1 at pp. 96-⁠101, 108-⁠12; PA Vol. 2 at pp. 328-⁠29, 394-⁠96, 418-⁠20, 425-⁠34.) During the course of discovery, the City refused to respond to a number of discovery requests, asserting the information was confidential pursuant to Penal</w:t>
+      </w:r>
+      <w:r>
+        <w:t xml:space="preserve"> </w:t>
+      </w:r>
+      <w:r>
+        <w:t xml:space="preserve">Code section 832.7(a), but produced a privilege log identifying all documents withheld in response to the underlying CPRA request. (PA Vol. 2 at pp. 401-⁠16.) Withheld documents included Robert Giordano’s investigative report with attachments, his supplemental report, witness and subject notices, interviews, resolution documents, communications between the investigators and members of the police department and/​or members of the City Attorney’s office, communications relating to the selection of investigators and contract preparation, and communications relating to public relations responses. (</w:t>
       </w:r>
       <w:r>
         <w:rPr>
@@ -6576,19 +6478,7 @@
         <w:t xml:space="preserve"> </w:t>
       </w:r>
       <w:r>
-        <w:t xml:space="preserve">Code § 1043, seeking the Giordano investigation report and related records to inform its arguments for public disclosure. (PA Vol. 3 at pp. 657</w:t>
-      </w:r>
-      <w:r>
-        <w:noBreakHyphen/>
-      </w:r>
-      <w:r>
-        <w:t xml:space="preserve">58.) More specifically, the ACLU sought evidence relevant to five questions: 1. What was the Department’s purpose in initiating the Giordano investigation; 2. Whether any action that could be construed as a “complaint” prompted the investigation; 3. Whether discipline ever was, or could have been, imposed; 4. Whether portions of the badge bending report are reasonably segregable; and 5. Whether the investigation was intended to and did explore the relationship between badge bending and officers’ discharge of firearms at civilians. (PA Vol. 3 at pp. 662</w:t>
-      </w:r>
-      <w:r>
-        <w:noBreakHyphen/>
-      </w:r>
-      <w:r>
-        <w:t xml:space="preserve">63.) The ACLU explicitly contested that the records sought were confidential, but indicated it was seeking discovery via the</w:t>
+        <w:t xml:space="preserve">Code § 1043, seeking the Giordano investigation report and related records to inform its arguments for public disclosure. (PA Vol. 3 at pp. 657-⁠58.) More specifically, the ACLU sought evidence relevant to five questions: 1. What was the Department’s purpose in initiating the Giordano investigation; 2. Whether any action that could be construed as a “complaint” prompted the investigation; 3. Whether discipline ever was, or could have been, imposed; 4. Whether portions of the badge bending report are reasonably segregable; and 5. Whether the investigation was intended to and did explore the relationship between badge bending and officers’ discharge of firearms at civilians. (PA Vol. 3 at pp. 662-⁠63.) The ACLU explicitly contested that the records sought were confidential, but indicated it was seeking discovery via the</w:t>
       </w:r>
       <w:r>
         <w:t xml:space="preserve"> </w:t>
@@ -6628,25 +6518,7 @@
         <w:t xml:space="preserve"> </w:t>
       </w:r>
       <w:r>
-        <w:t xml:space="preserve">motion, the City represented that it did not oppose in camera review and agreed that disclosure of a limited subset of records under protective order was appropriate, but contested the full scope of documents sought by the ACLU. (PA Vol. 3 at pp. 747</w:t>
-      </w:r>
-      <w:r>
-        <w:noBreakHyphen/>
-      </w:r>
-      <w:r>
-        <w:t xml:space="preserve">57; PA Vol. 3 at pp. 769:13</w:t>
-      </w:r>
-      <w:r>
-        <w:noBreakHyphen/>
-      </w:r>
-      <w:r>
-        <w:t xml:space="preserve">770:15; 781:22</w:t>
-      </w:r>
-      <w:r>
-        <w:noBreakHyphen/>
-      </w:r>
-      <w:r>
-        <w:t xml:space="preserve">787:9.)</w:t>
+        <w:t xml:space="preserve">motion, the City represented that it did not oppose in camera review and agreed that disclosure of a limited subset of records under protective order was appropriate, but contested the full scope of documents sought by the ACLU. (PA Vol. 3 at pp. 747-⁠57; PA Vol. 3 at pp. 769:13-⁠770:15; 781:22-⁠787:9.)</w:t>
       </w:r>
     </w:p>
     <w:p>
@@ -6670,13 +6542,7 @@
         <w:t xml:space="preserve"> </w:t>
       </w:r>
       <w:r>
-        <w:t xml:space="preserve">motion and set a hearing for in camera review on December 20, 2023. (PA Vol. 3 at pp. 795:23</w:t>
-      </w:r>
-      <w:r>
-        <w:noBreakHyphen/>
-      </w:r>
-      <w:r>
-        <w:t xml:space="preserve">801:26.) The court signed a protective order for records released pursuant to the</w:t>
+        <w:t xml:space="preserve">motion and set a hearing for in camera review on December 20, 2023. (PA Vol. 3 at pp. 795:23-⁠801:26.) The court signed a protective order for records released pursuant to the</w:t>
       </w:r>
       <w:r>
         <w:t xml:space="preserve"> </w:t>
@@ -6692,13 +6558,7 @@
         <w:t xml:space="preserve"> </w:t>
       </w:r>
       <w:r>
-        <w:t xml:space="preserve">motion, and an order sealing the transcript of the in camera review. (PA Vol. 4 at pp. 1131</w:t>
-      </w:r>
-      <w:r>
-        <w:noBreakHyphen/>
-      </w:r>
-      <w:r>
-        <w:t xml:space="preserve">32, 1134.)</w:t>
+        <w:t xml:space="preserve">motion, and an order sealing the transcript of the in camera review. (PA Vol. 4 at pp. 1131-⁠32, 1134.)</w:t>
       </w:r>
     </w:p>
     <w:p>
@@ -6730,25 +6590,13 @@
         <w:pStyle w:val="BodyText"/>
       </w:pPr>
       <w:r>
-        <w:t xml:space="preserve">39. On June 26, 2024, the ACLU filed a Motion for Judgment on the Complaint and Petition for Writ of Mandate. (PA Vol. 1 at pp. 37</w:t>
-      </w:r>
-      <w:r>
-        <w:noBreakHyphen/>
-      </w:r>
-      <w:r>
-        <w:t xml:space="preserve">38.) The motion argued that records of the badge-bending investigation and communications pertaining to badge-bending were public pursuant to S.B.</w:t>
-      </w:r>
-      <w:r>
-        <w:t xml:space="preserve"> </w:t>
-      </w:r>
-      <w:r>
-        <w:t xml:space="preserve">1421, and additionally contended that some records were not properly categorized, either in whole or in part, as confidential “personnel records” under section 832.7, subdivision (a) in the first instance. (PA Vol. 1 at pp. 40</w:t>
-      </w:r>
-      <w:r>
-        <w:noBreakHyphen/>
-      </w:r>
-      <w:r>
-        <w:t xml:space="preserve">63.)</w:t>
+        <w:t xml:space="preserve">39. On June 26, 2024, the ACLU filed a Motion for Judgment on the Complaint and Petition for Writ of Mandate. (PA Vol. 1 at pp. 37-⁠38.) The motion argued that records of the badge-bending investigation and communications pertaining to badge-bending were public pursuant to S.B.</w:t>
+      </w:r>
+      <w:r>
+        <w:t xml:space="preserve"> </w:t>
+      </w:r>
+      <w:r>
+        <w:t xml:space="preserve">1421, and additionally contended that some records were not properly categorized, either in whole or in part, as confidential “personnel records” under section 832.7, subdivision (a) in the first instance. (PA Vol. 1 at pp. 40-⁠63.)</w:t>
       </w:r>
     </w:p>
     <w:p>
@@ -6756,13 +6604,7 @@
         <w:pStyle w:val="BodyText"/>
       </w:pPr>
       <w:r>
-        <w:t xml:space="preserve">41. Both motions were lodged conditionally under seal, as they contained information that was released to the ACLU pursuant to protective order, or pursuant to stipulation requiring treatment as such. (PA Vol. 3 at pp. 592</w:t>
-      </w:r>
-      <w:r>
-        <w:noBreakHyphen/>
-      </w:r>
-      <w:r>
-        <w:t xml:space="preserve">604.)</w:t>
+        <w:t xml:space="preserve">41. Both motions were lodged conditionally under seal, as they contained information that was released to the ACLU pursuant to protective order, or pursuant to stipulation requiring treatment as such. (PA Vol. 3 at pp. 592-⁠604.)</w:t>
       </w:r>
     </w:p>
     <w:p>
@@ -6770,25 +6612,7 @@
         <w:pStyle w:val="BodyText"/>
       </w:pPr>
       <w:r>
-        <w:t xml:space="preserve">42. The City opposed both motions, and applied to seal portions of its opposition. (PA Vol. 3 at 609</w:t>
-      </w:r>
-      <w:r>
-        <w:noBreakHyphen/>
-      </w:r>
-      <w:r>
-        <w:t xml:space="preserve">18.) The court granted sealing orders for the ACLU’s briefs and the City’s opposition. (PA Vol. 3 at pp. 606</w:t>
-      </w:r>
-      <w:r>
-        <w:noBreakHyphen/>
-      </w:r>
-      <w:r>
-        <w:t xml:space="preserve">7, 620, 632</w:t>
-      </w:r>
-      <w:r>
-        <w:noBreakHyphen/>
-      </w:r>
-      <w:r>
-        <w:t xml:space="preserve">33.)</w:t>
+        <w:t xml:space="preserve">42. The City opposed both motions, and applied to seal portions of its opposition. (PA Vol. 3 at 609-⁠18.) The court granted sealing orders for the ACLU’s briefs and the City’s opposition. (PA Vol. 3 at pp. 606-⁠7, 620, 632-⁠33.)</w:t>
       </w:r>
     </w:p>
     <w:p>
@@ -6796,13 +6620,7 @@
         <w:pStyle w:val="BodyText"/>
       </w:pPr>
       <w:r>
-        <w:t xml:space="preserve">43. On October 1, 2024, the court issued a tentative ruling that the hearing on the ACLU’s motions would be closed to the public and that the transcript of the hearing would be sealed. (PA Vol. 3 at p. 649.) The ACLU filed an objection to the orders closing the hearing and sealing any subsequent transcript. (PA Vol. 3 at pp. 651</w:t>
-      </w:r>
-      <w:r>
-        <w:noBreakHyphen/>
-      </w:r>
-      <w:r>
-        <w:t xml:space="preserve">55.)</w:t>
+        <w:t xml:space="preserve">43. On October 1, 2024, the court issued a tentative ruling that the hearing on the ACLU’s motions would be closed to the public and that the transcript of the hearing would be sealed. (PA Vol. 3 at p. 649.) The ACLU filed an objection to the orders closing the hearing and sealing any subsequent transcript. (PA Vol. 3 at pp. 651-⁠55.)</w:t>
       </w:r>
     </w:p>
     <w:p>
@@ -6818,13 +6636,7 @@
         <w:pStyle w:val="BodyText"/>
       </w:pPr>
       <w:r>
-        <w:t xml:space="preserve">45. During the closed hearing, the court provided a substantive tentative ruling granting in part and denying in part ACLU’s Motion for Judgment and granting the Motion to Clarify the Scope of Discovery Protective Order. (PA Vol. 1 at pp. 7</w:t>
-      </w:r>
-      <w:r>
-        <w:noBreakHyphen/>
-      </w:r>
-      <w:r>
-        <w:t xml:space="preserve">8.) The court indicated that it was denying ACLU’s Motion for Judgment insofar as it contended that the records sought were public under S.B.</w:t>
+        <w:t xml:space="preserve">45. During the closed hearing, the court provided a substantive tentative ruling granting in part and denying in part ACLU’s Motion for Judgment and granting the Motion to Clarify the Scope of Discovery Protective Order. (PA Vol. 1 at pp. 7-⁠8.) The court indicated that it was denying ACLU’s Motion for Judgment insofar as it contended that the records sought were public under S.B.</w:t>
       </w:r>
       <w:r>
         <w:t xml:space="preserve"> </w:t>
@@ -6838,13 +6650,7 @@
         <w:pStyle w:val="BodyText"/>
       </w:pPr>
       <w:r>
-        <w:t xml:space="preserve">53. At the end of the hearing, the court adopted the tentative ruling, indicated its intent to unseal the transcript of the hearing, and directed the ACLU to prepare a final judgment and order. (PA Vol. 5 at p. 1165:12</w:t>
-      </w:r>
-      <w:r>
-        <w:noBreakHyphen/>
-      </w:r>
-      <w:r>
-        <w:t xml:space="preserve">18 [sealed per Oct. 9, 2024 Order].)</w:t>
+        <w:t xml:space="preserve">53. At the end of the hearing, the court adopted the tentative ruling, indicated its intent to unseal the transcript of the hearing, and directed the ACLU to prepare a final judgment and order. (PA Vol. 5 at p. 1165:12-⁠18 [sealed per Oct. 9, 2024 Order].)</w:t>
       </w:r>
     </w:p>
     <w:p>
@@ -6852,13 +6658,7 @@
         <w:pStyle w:val="BodyText"/>
       </w:pPr>
       <w:r>
-        <w:t xml:space="preserve">54. The court issued the final judgment and order incorporating its tentative ruling and transcript unsealing order on October 9, 2024. (PA Vol. 1 at pp. 3</w:t>
-      </w:r>
-      <w:r>
-        <w:noBreakHyphen/>
-      </w:r>
-      <w:r>
-        <w:t xml:space="preserve">8.) That order is stayed pursuant to an Order issued by this Court on October 9, 2024, in response to the City’s Petition for Extraordinary Writ of Mandate (No. A171451) filed on October 8, 2024.</w:t>
+        <w:t xml:space="preserve">54. The court issued the final judgment and order incorporating its tentative ruling and transcript unsealing order on October 9, 2024. (PA Vol. 1 at pp. 3-⁠8.) That order is stayed pursuant to an Order issued by this Court on October 9, 2024, in response to the City’s Petition for Extraordinary Writ of Mandate (No. A171451) filed on October 8, 2024.</w:t>
       </w:r>
     </w:p>
     <w:p>
@@ -7661,13 +7461,7 @@
         <w:pStyle w:val="BodyText"/>
       </w:pPr>
       <w:r>
-        <w:t xml:space="preserve">Those allegations included that a secret group of officers bent their badges as a “notch on the bedpost” to celebrate shooting at alleged “hoodlums.” (PA Vol. 1 at pp. 80</w:t>
-      </w:r>
-      <w:r>
-        <w:noBreakHyphen/>
-      </w:r>
-      <w:r>
-        <w:t xml:space="preserve">85.) Such attitudes towards civilian life would be unquestionably relevant to determining if the same officers acted with recklessness or even malicious intent in discharging their firearm at civilians, whether before or after their badge was bent. (See, e.g.,</w:t>
+        <w:t xml:space="preserve">Those allegations included that a secret group of officers bent their badges as a “notch on the bedpost” to celebrate shooting at alleged “hoodlums.” (PA Vol. 1 at pp. 80-⁠85.) Such attitudes towards civilian life would be unquestionably relevant to determining if the same officers acted with recklessness or even malicious intent in discharging their firearm at civilians, whether before or after their badge was bent. (See, e.g.,</w:t>
       </w:r>
       <w:r>
         <w:t xml:space="preserve"> </w:t>
@@ -7735,13 +7529,7 @@
         <w:pStyle w:val="BodyText"/>
       </w:pPr>
       <w:r>
-        <w:t xml:space="preserve">The Department appeared to publicly acknowledge the seriousness of this implication with then-Chief Williams’ statement calling for an investigation of the “very troubling and disturbing” badge-bending allegations. (PA Vol. 1 at p. 227.) That the Department commissioned an investigation that spanned a calendar year at a cost of $100,000 is consistent with this purpose. (PA Vol. 1 at pp. 239</w:t>
-      </w:r>
-      <w:r>
-        <w:noBreakHyphen/>
-      </w:r>
-      <w:r>
-        <w:t xml:space="preserve">244.)</w:t>
+        <w:t xml:space="preserve">The Department appeared to publicly acknowledge the seriousness of this implication with then-Chief Williams’ statement calling for an investigation of the “very troubling and disturbing” badge-bending allegations. (PA Vol. 1 at p. 227.) That the Department commissioned an investigation that spanned a calendar year at a cost of $100,000 is consistent with this purpose. (PA Vol. 1 at pp. 239-⁠244.)</w:t>
       </w:r>
     </w:p>
     <w:p>
@@ -7878,13 +7666,7 @@
         <w:t xml:space="preserve"> </w:t>
       </w:r>
       <w:r>
-        <w:t xml:space="preserve">(1995) 514 U.S. 300, 307</w:t>
-      </w:r>
-      <w:r>
-        <w:noBreakHyphen/>
-      </w:r>
-      <w:r>
-        <w:t xml:space="preserve">08.) As the California Supreme Court has said, “the fact that ‘related’ can encompass a wide variety of relationships” is revealing because “a word with a broad meaning or multiple meanings may be used for that very reason—its breadth—to achieve a broad purpose.” (</w:t>
+        <w:t xml:space="preserve">(1995) 514 U.S. 300, 307-⁠08.) As the California Supreme Court has said, “the fact that ‘related’ can encompass a wide variety of relationships” is revealing because “a word with a broad meaning or multiple meanings may be used for that very reason—its breadth—to achieve a broad purpose.” (</w:t>
       </w:r>
       <w:r>
         <w:rPr>
@@ -7957,13 +7739,7 @@
         <w:t xml:space="preserve"> </w:t>
       </w:r>
       <w:r>
-        <w:t xml:space="preserve">(2013) 569 U.S. 251, 260</w:t>
-      </w:r>
-      <w:r>
-        <w:noBreakHyphen/>
-      </w:r>
-      <w:r>
-        <w:t xml:space="preserve">61 [“The phrase ‘related to’ . . . embraces [connections] whether directly or indirectly.”];</w:t>
+        <w:t xml:space="preserve">(2013) 569 U.S. 251, 260-⁠61 [“The phrase ‘related to’ . . . embraces [connections] whether directly or indirectly.”];</w:t>
       </w:r>
       <w:r>
         <w:t xml:space="preserve"> </w:t>
@@ -8370,13 +8146,7 @@
         <w:t xml:space="preserve"> </w:t>
       </w:r>
       <w:r>
-        <w:t xml:space="preserve">(2013) 214 Cal.App.4th 1276, 1282</w:t>
-      </w:r>
-      <w:r>
-        <w:noBreakHyphen/>
-      </w:r>
-      <w:r>
-        <w:t xml:space="preserve">83.)</w:t>
+        <w:t xml:space="preserve">(2013) 214 Cal.App.4th 1276, 1282-⁠83.)</w:t>
       </w:r>
     </w:p>
     <w:p>
@@ -10434,9 +10204,7 @@
               <w:t xml:space="preserve"> </w:t>
             </w:r>
             <w:r>
-              <w:t xml:space="preserve">648</w:t>
-              <w:noBreakHyphen/>
-              <w:t xml:space="preserve">4388,</w:t>
+              <w:t xml:space="preserve">648-⁠4388,</w:t>
             </w:r>
             <w:r>
               <w:t xml:space="preserve"> </w:t>
@@ -10643,9 +10411,7 @@
               <w:t xml:space="preserve"> </w:t>
             </w:r>
             <w:r>
-              <w:t xml:space="preserve">207</w:t>
-              <w:noBreakHyphen/>
-              <w:t xml:space="preserve">7303,</w:t>
+              <w:t xml:space="preserve">207-⁠7303,</w:t>
             </w:r>
             <w:r>
               <w:t xml:space="preserve"> </w:t>
@@ -11749,7 +11515,7 @@
     <w:qFormat/>
     <w:pPr>
       <w:keepLines/>
-      <w:spacing w:before="0" w:after="130" w:line="312" w:lineRule="exact"/>
+      <w:spacing w:before="13" w:after="130" w:line="312" w:lineRule="exact"/>
     </w:pPr>
     <w:rPr>
       <w:sz w:val="26"/>
